--- a/RDBMS comparison.docx
+++ b/RDBMS comparison.docx
@@ -329,6 +329,547 @@
       </w:tr>
     </w:tbl>
     <w:p/>
+    <w:p>
+      <w:r>
+        <w:br w:type="page"/>
+      </w:r>
+    </w:p>
+    <w:p>
+      <w:r>
+        <w:rPr>
+          <w:noProof/>
+        </w:rPr>
+        <w:lastRenderedPageBreak/>
+        <w:drawing>
+          <wp:inline distT="0" distB="0" distL="0" distR="0" wp14:anchorId="5E6F7B27" wp14:editId="7932169D">
+            <wp:extent cx="5943600" cy="3016250"/>
+            <wp:effectExtent l="0" t="0" r="0" b="0"/>
+            <wp:docPr id="1710713294" name="Picture 1"/>
+            <wp:cNvGraphicFramePr>
+              <a:graphicFrameLocks xmlns:a="http://schemas.openxmlformats.org/drawingml/2006/main" noChangeAspect="1"/>
+            </wp:cNvGraphicFramePr>
+            <a:graphic xmlns:a="http://schemas.openxmlformats.org/drawingml/2006/main">
+              <a:graphicData uri="http://schemas.openxmlformats.org/drawingml/2006/picture">
+                <pic:pic xmlns:pic="http://schemas.openxmlformats.org/drawingml/2006/picture">
+                  <pic:nvPicPr>
+                    <pic:cNvPr id="1710713294" name="Picture 1710713294"/>
+                    <pic:cNvPicPr/>
+                  </pic:nvPicPr>
+                  <pic:blipFill>
+                    <a:blip r:embed="rId4" cstate="print">
+                      <a:extLst>
+                        <a:ext uri="{28A0092B-C50C-407E-A947-70E740481C1C}">
+                          <a14:useLocalDpi xmlns:a14="http://schemas.microsoft.com/office/drawing/2010/main" val="0"/>
+                        </a:ext>
+                      </a:extLst>
+                    </a:blip>
+                    <a:stretch>
+                      <a:fillRect/>
+                    </a:stretch>
+                  </pic:blipFill>
+                  <pic:spPr>
+                    <a:xfrm>
+                      <a:off x="0" y="0"/>
+                      <a:ext cx="5943600" cy="3016250"/>
+                    </a:xfrm>
+                    <a:prstGeom prst="rect">
+                      <a:avLst/>
+                    </a:prstGeom>
+                  </pic:spPr>
+                </pic:pic>
+              </a:graphicData>
+            </a:graphic>
+          </wp:inline>
+        </w:drawing>
+      </w:r>
+    </w:p>
+    <w:p/>
+    <w:p>
+      <w:r>
+        <w:br w:type="page"/>
+      </w:r>
+    </w:p>
+    <w:p>
+      <w:r>
+        <w:rPr>
+          <w:noProof/>
+        </w:rPr>
+        <w:drawing>
+          <wp:inline distT="0" distB="0" distL="0" distR="0" wp14:anchorId="5298D130" wp14:editId="3A6614A0">
+            <wp:extent cx="5943600" cy="3099435"/>
+            <wp:effectExtent l="0" t="0" r="0" b="5715"/>
+            <wp:docPr id="1918672063" name="Picture 2"/>
+            <wp:cNvGraphicFramePr>
+              <a:graphicFrameLocks xmlns:a="http://schemas.openxmlformats.org/drawingml/2006/main" noChangeAspect="1"/>
+            </wp:cNvGraphicFramePr>
+            <a:graphic xmlns:a="http://schemas.openxmlformats.org/drawingml/2006/main">
+              <a:graphicData uri="http://schemas.openxmlformats.org/drawingml/2006/picture">
+                <pic:pic xmlns:pic="http://schemas.openxmlformats.org/drawingml/2006/picture">
+                  <pic:nvPicPr>
+                    <pic:cNvPr id="1918672063" name="Picture 1918672063"/>
+                    <pic:cNvPicPr/>
+                  </pic:nvPicPr>
+                  <pic:blipFill>
+                    <a:blip r:embed="rId5" cstate="print">
+                      <a:extLst>
+                        <a:ext uri="{28A0092B-C50C-407E-A947-70E740481C1C}">
+                          <a14:useLocalDpi xmlns:a14="http://schemas.microsoft.com/office/drawing/2010/main" val="0"/>
+                        </a:ext>
+                      </a:extLst>
+                    </a:blip>
+                    <a:stretch>
+                      <a:fillRect/>
+                    </a:stretch>
+                  </pic:blipFill>
+                  <pic:spPr>
+                    <a:xfrm>
+                      <a:off x="0" y="0"/>
+                      <a:ext cx="5943600" cy="3099435"/>
+                    </a:xfrm>
+                    <a:prstGeom prst="rect">
+                      <a:avLst/>
+                    </a:prstGeom>
+                  </pic:spPr>
+                </pic:pic>
+              </a:graphicData>
+            </a:graphic>
+          </wp:inline>
+        </w:drawing>
+      </w:r>
+    </w:p>
+    <w:p/>
+    <w:p>
+      <w:r>
+        <w:br w:type="page"/>
+      </w:r>
+    </w:p>
+    <w:p>
+      <w:r>
+        <w:rPr>
+          <w:noProof/>
+        </w:rPr>
+        <w:drawing>
+          <wp:inline distT="0" distB="0" distL="0" distR="0" wp14:anchorId="2E4B5AB0" wp14:editId="5DB66C50">
+            <wp:extent cx="5943600" cy="2958465"/>
+            <wp:effectExtent l="0" t="0" r="0" b="0"/>
+            <wp:docPr id="20276959" name="Picture 3"/>
+            <wp:cNvGraphicFramePr>
+              <a:graphicFrameLocks xmlns:a="http://schemas.openxmlformats.org/drawingml/2006/main" noChangeAspect="1"/>
+            </wp:cNvGraphicFramePr>
+            <a:graphic xmlns:a="http://schemas.openxmlformats.org/drawingml/2006/main">
+              <a:graphicData uri="http://schemas.openxmlformats.org/drawingml/2006/picture">
+                <pic:pic xmlns:pic="http://schemas.openxmlformats.org/drawingml/2006/picture">
+                  <pic:nvPicPr>
+                    <pic:cNvPr id="20276959" name="Picture 20276959"/>
+                    <pic:cNvPicPr/>
+                  </pic:nvPicPr>
+                  <pic:blipFill>
+                    <a:blip r:embed="rId6" cstate="print">
+                      <a:extLst>
+                        <a:ext uri="{28A0092B-C50C-407E-A947-70E740481C1C}">
+                          <a14:useLocalDpi xmlns:a14="http://schemas.microsoft.com/office/drawing/2010/main" val="0"/>
+                        </a:ext>
+                      </a:extLst>
+                    </a:blip>
+                    <a:stretch>
+                      <a:fillRect/>
+                    </a:stretch>
+                  </pic:blipFill>
+                  <pic:spPr>
+                    <a:xfrm>
+                      <a:off x="0" y="0"/>
+                      <a:ext cx="5943600" cy="2958465"/>
+                    </a:xfrm>
+                    <a:prstGeom prst="rect">
+                      <a:avLst/>
+                    </a:prstGeom>
+                  </pic:spPr>
+                </pic:pic>
+              </a:graphicData>
+            </a:graphic>
+          </wp:inline>
+        </w:drawing>
+      </w:r>
+    </w:p>
+    <w:p/>
+    <w:p/>
+    <w:p>
+      <w:r>
+        <w:br w:type="page"/>
+      </w:r>
+    </w:p>
+    <w:p>
+      <w:r>
+        <w:rPr>
+          <w:noProof/>
+        </w:rPr>
+        <w:drawing>
+          <wp:inline distT="0" distB="0" distL="0" distR="0" wp14:anchorId="1ECA16E8" wp14:editId="48B4DE06">
+            <wp:extent cx="5943600" cy="3067050"/>
+            <wp:effectExtent l="0" t="0" r="0" b="0"/>
+            <wp:docPr id="427328679" name="Picture 5"/>
+            <wp:cNvGraphicFramePr>
+              <a:graphicFrameLocks xmlns:a="http://schemas.openxmlformats.org/drawingml/2006/main" noChangeAspect="1"/>
+            </wp:cNvGraphicFramePr>
+            <a:graphic xmlns:a="http://schemas.openxmlformats.org/drawingml/2006/main">
+              <a:graphicData uri="http://schemas.openxmlformats.org/drawingml/2006/picture">
+                <pic:pic xmlns:pic="http://schemas.openxmlformats.org/drawingml/2006/picture">
+                  <pic:nvPicPr>
+                    <pic:cNvPr id="427328679" name="Picture 427328679"/>
+                    <pic:cNvPicPr/>
+                  </pic:nvPicPr>
+                  <pic:blipFill>
+                    <a:blip r:embed="rId7" cstate="print">
+                      <a:extLst>
+                        <a:ext uri="{28A0092B-C50C-407E-A947-70E740481C1C}">
+                          <a14:useLocalDpi xmlns:a14="http://schemas.microsoft.com/office/drawing/2010/main" val="0"/>
+                        </a:ext>
+                      </a:extLst>
+                    </a:blip>
+                    <a:stretch>
+                      <a:fillRect/>
+                    </a:stretch>
+                  </pic:blipFill>
+                  <pic:spPr>
+                    <a:xfrm>
+                      <a:off x="0" y="0"/>
+                      <a:ext cx="5943600" cy="3067050"/>
+                    </a:xfrm>
+                    <a:prstGeom prst="rect">
+                      <a:avLst/>
+                    </a:prstGeom>
+                  </pic:spPr>
+                </pic:pic>
+              </a:graphicData>
+            </a:graphic>
+          </wp:inline>
+        </w:drawing>
+      </w:r>
+    </w:p>
+    <w:p/>
+    <w:p>
+      <w:r>
+        <w:br w:type="page"/>
+      </w:r>
+    </w:p>
+    <w:p>
+      <w:r>
+        <w:rPr>
+          <w:noProof/>
+        </w:rPr>
+        <w:drawing>
+          <wp:inline distT="0" distB="0" distL="0" distR="0" wp14:anchorId="5E993E1F" wp14:editId="2A563826">
+            <wp:extent cx="5943600" cy="2794000"/>
+            <wp:effectExtent l="0" t="0" r="0" b="6350"/>
+            <wp:docPr id="912532188" name="Picture 6"/>
+            <wp:cNvGraphicFramePr>
+              <a:graphicFrameLocks xmlns:a="http://schemas.openxmlformats.org/drawingml/2006/main" noChangeAspect="1"/>
+            </wp:cNvGraphicFramePr>
+            <a:graphic xmlns:a="http://schemas.openxmlformats.org/drawingml/2006/main">
+              <a:graphicData uri="http://schemas.openxmlformats.org/drawingml/2006/picture">
+                <pic:pic xmlns:pic="http://schemas.openxmlformats.org/drawingml/2006/picture">
+                  <pic:nvPicPr>
+                    <pic:cNvPr id="912532188" name="Picture 912532188"/>
+                    <pic:cNvPicPr/>
+                  </pic:nvPicPr>
+                  <pic:blipFill>
+                    <a:blip r:embed="rId8" cstate="print">
+                      <a:extLst>
+                        <a:ext uri="{28A0092B-C50C-407E-A947-70E740481C1C}">
+                          <a14:useLocalDpi xmlns:a14="http://schemas.microsoft.com/office/drawing/2010/main" val="0"/>
+                        </a:ext>
+                      </a:extLst>
+                    </a:blip>
+                    <a:stretch>
+                      <a:fillRect/>
+                    </a:stretch>
+                  </pic:blipFill>
+                  <pic:spPr>
+                    <a:xfrm>
+                      <a:off x="0" y="0"/>
+                      <a:ext cx="5943600" cy="2794000"/>
+                    </a:xfrm>
+                    <a:prstGeom prst="rect">
+                      <a:avLst/>
+                    </a:prstGeom>
+                  </pic:spPr>
+                </pic:pic>
+              </a:graphicData>
+            </a:graphic>
+          </wp:inline>
+        </w:drawing>
+      </w:r>
+    </w:p>
+    <w:p/>
+    <w:p>
+      <w:r>
+        <w:br w:type="page"/>
+      </w:r>
+    </w:p>
+    <w:p>
+      <w:r>
+        <w:rPr>
+          <w:noProof/>
+        </w:rPr>
+        <w:drawing>
+          <wp:inline distT="0" distB="0" distL="0" distR="0" wp14:anchorId="177CD558" wp14:editId="23A27459">
+            <wp:extent cx="5943600" cy="2924810"/>
+            <wp:effectExtent l="0" t="0" r="0" b="8890"/>
+            <wp:docPr id="849441466" name="Picture 7"/>
+            <wp:cNvGraphicFramePr>
+              <a:graphicFrameLocks xmlns:a="http://schemas.openxmlformats.org/drawingml/2006/main" noChangeAspect="1"/>
+            </wp:cNvGraphicFramePr>
+            <a:graphic xmlns:a="http://schemas.openxmlformats.org/drawingml/2006/main">
+              <a:graphicData uri="http://schemas.openxmlformats.org/drawingml/2006/picture">
+                <pic:pic xmlns:pic="http://schemas.openxmlformats.org/drawingml/2006/picture">
+                  <pic:nvPicPr>
+                    <pic:cNvPr id="849441466" name="Picture 849441466"/>
+                    <pic:cNvPicPr/>
+                  </pic:nvPicPr>
+                  <pic:blipFill>
+                    <a:blip r:embed="rId9" cstate="print">
+                      <a:extLst>
+                        <a:ext uri="{28A0092B-C50C-407E-A947-70E740481C1C}">
+                          <a14:useLocalDpi xmlns:a14="http://schemas.microsoft.com/office/drawing/2010/main" val="0"/>
+                        </a:ext>
+                      </a:extLst>
+                    </a:blip>
+                    <a:stretch>
+                      <a:fillRect/>
+                    </a:stretch>
+                  </pic:blipFill>
+                  <pic:spPr>
+                    <a:xfrm>
+                      <a:off x="0" y="0"/>
+                      <a:ext cx="5943600" cy="2924810"/>
+                    </a:xfrm>
+                    <a:prstGeom prst="rect">
+                      <a:avLst/>
+                    </a:prstGeom>
+                  </pic:spPr>
+                </pic:pic>
+              </a:graphicData>
+            </a:graphic>
+          </wp:inline>
+        </w:drawing>
+      </w:r>
+    </w:p>
+    <w:p/>
+    <w:p>
+      <w:r>
+        <w:br w:type="page"/>
+      </w:r>
+    </w:p>
+    <w:p>
+      <w:r>
+        <w:rPr>
+          <w:noProof/>
+        </w:rPr>
+        <w:drawing>
+          <wp:inline distT="0" distB="0" distL="0" distR="0" wp14:anchorId="3B2A735D" wp14:editId="79AAAC57">
+            <wp:extent cx="5943600" cy="3127375"/>
+            <wp:effectExtent l="0" t="0" r="0" b="0"/>
+            <wp:docPr id="539170483" name="Picture 8"/>
+            <wp:cNvGraphicFramePr>
+              <a:graphicFrameLocks xmlns:a="http://schemas.openxmlformats.org/drawingml/2006/main" noChangeAspect="1"/>
+            </wp:cNvGraphicFramePr>
+            <a:graphic xmlns:a="http://schemas.openxmlformats.org/drawingml/2006/main">
+              <a:graphicData uri="http://schemas.openxmlformats.org/drawingml/2006/picture">
+                <pic:pic xmlns:pic="http://schemas.openxmlformats.org/drawingml/2006/picture">
+                  <pic:nvPicPr>
+                    <pic:cNvPr id="539170483" name="Picture 539170483"/>
+                    <pic:cNvPicPr/>
+                  </pic:nvPicPr>
+                  <pic:blipFill>
+                    <a:blip r:embed="rId10" cstate="print">
+                      <a:extLst>
+                        <a:ext uri="{28A0092B-C50C-407E-A947-70E740481C1C}">
+                          <a14:useLocalDpi xmlns:a14="http://schemas.microsoft.com/office/drawing/2010/main" val="0"/>
+                        </a:ext>
+                      </a:extLst>
+                    </a:blip>
+                    <a:stretch>
+                      <a:fillRect/>
+                    </a:stretch>
+                  </pic:blipFill>
+                  <pic:spPr>
+                    <a:xfrm>
+                      <a:off x="0" y="0"/>
+                      <a:ext cx="5943600" cy="3127375"/>
+                    </a:xfrm>
+                    <a:prstGeom prst="rect">
+                      <a:avLst/>
+                    </a:prstGeom>
+                  </pic:spPr>
+                </pic:pic>
+              </a:graphicData>
+            </a:graphic>
+          </wp:inline>
+        </w:drawing>
+      </w:r>
+    </w:p>
+    <w:p/>
+    <w:p>
+      <w:r>
+        <w:br w:type="page"/>
+      </w:r>
+    </w:p>
+    <w:p>
+      <w:r>
+        <w:rPr>
+          <w:noProof/>
+        </w:rPr>
+        <w:drawing>
+          <wp:inline distT="0" distB="0" distL="0" distR="0" wp14:anchorId="5DCC562E" wp14:editId="042E2769">
+            <wp:extent cx="5943600" cy="3030220"/>
+            <wp:effectExtent l="0" t="0" r="0" b="0"/>
+            <wp:docPr id="824758079" name="Picture 9"/>
+            <wp:cNvGraphicFramePr>
+              <a:graphicFrameLocks xmlns:a="http://schemas.openxmlformats.org/drawingml/2006/main" noChangeAspect="1"/>
+            </wp:cNvGraphicFramePr>
+            <a:graphic xmlns:a="http://schemas.openxmlformats.org/drawingml/2006/main">
+              <a:graphicData uri="http://schemas.openxmlformats.org/drawingml/2006/picture">
+                <pic:pic xmlns:pic="http://schemas.openxmlformats.org/drawingml/2006/picture">
+                  <pic:nvPicPr>
+                    <pic:cNvPr id="824758079" name="Picture 824758079"/>
+                    <pic:cNvPicPr/>
+                  </pic:nvPicPr>
+                  <pic:blipFill>
+                    <a:blip r:embed="rId11" cstate="print">
+                      <a:extLst>
+                        <a:ext uri="{28A0092B-C50C-407E-A947-70E740481C1C}">
+                          <a14:useLocalDpi xmlns:a14="http://schemas.microsoft.com/office/drawing/2010/main" val="0"/>
+                        </a:ext>
+                      </a:extLst>
+                    </a:blip>
+                    <a:stretch>
+                      <a:fillRect/>
+                    </a:stretch>
+                  </pic:blipFill>
+                  <pic:spPr>
+                    <a:xfrm>
+                      <a:off x="0" y="0"/>
+                      <a:ext cx="5943600" cy="3030220"/>
+                    </a:xfrm>
+                    <a:prstGeom prst="rect">
+                      <a:avLst/>
+                    </a:prstGeom>
+                  </pic:spPr>
+                </pic:pic>
+              </a:graphicData>
+            </a:graphic>
+          </wp:inline>
+        </w:drawing>
+      </w:r>
+    </w:p>
+    <w:p/>
+    <w:p>
+      <w:r>
+        <w:br w:type="page"/>
+      </w:r>
+    </w:p>
+    <w:p>
+      <w:r>
+        <w:rPr>
+          <w:noProof/>
+        </w:rPr>
+        <w:drawing>
+          <wp:inline distT="0" distB="0" distL="0" distR="0" wp14:anchorId="776D2B37" wp14:editId="0161134D">
+            <wp:extent cx="5943600" cy="2908300"/>
+            <wp:effectExtent l="0" t="0" r="0" b="6350"/>
+            <wp:docPr id="399783725" name="Picture 10"/>
+            <wp:cNvGraphicFramePr>
+              <a:graphicFrameLocks xmlns:a="http://schemas.openxmlformats.org/drawingml/2006/main" noChangeAspect="1"/>
+            </wp:cNvGraphicFramePr>
+            <a:graphic xmlns:a="http://schemas.openxmlformats.org/drawingml/2006/main">
+              <a:graphicData uri="http://schemas.openxmlformats.org/drawingml/2006/picture">
+                <pic:pic xmlns:pic="http://schemas.openxmlformats.org/drawingml/2006/picture">
+                  <pic:nvPicPr>
+                    <pic:cNvPr id="399783725" name="Picture 399783725"/>
+                    <pic:cNvPicPr/>
+                  </pic:nvPicPr>
+                  <pic:blipFill>
+                    <a:blip r:embed="rId12" cstate="print">
+                      <a:extLst>
+                        <a:ext uri="{28A0092B-C50C-407E-A947-70E740481C1C}">
+                          <a14:useLocalDpi xmlns:a14="http://schemas.microsoft.com/office/drawing/2010/main" val="0"/>
+                        </a:ext>
+                      </a:extLst>
+                    </a:blip>
+                    <a:stretch>
+                      <a:fillRect/>
+                    </a:stretch>
+                  </pic:blipFill>
+                  <pic:spPr>
+                    <a:xfrm>
+                      <a:off x="0" y="0"/>
+                      <a:ext cx="5943600" cy="2908300"/>
+                    </a:xfrm>
+                    <a:prstGeom prst="rect">
+                      <a:avLst/>
+                    </a:prstGeom>
+                  </pic:spPr>
+                </pic:pic>
+              </a:graphicData>
+            </a:graphic>
+          </wp:inline>
+        </w:drawing>
+      </w:r>
+    </w:p>
+    <w:p/>
+    <w:p>
+      <w:r>
+        <w:br w:type="page"/>
+      </w:r>
+    </w:p>
+    <w:p>
+      <w:r>
+        <w:rPr>
+          <w:noProof/>
+        </w:rPr>
+        <w:drawing>
+          <wp:inline distT="0" distB="0" distL="0" distR="0" wp14:anchorId="1C6D0528" wp14:editId="1479027C">
+            <wp:extent cx="6343650" cy="3450667"/>
+            <wp:effectExtent l="0" t="0" r="0" b="0"/>
+            <wp:docPr id="1417888814" name="Picture 11"/>
+            <wp:cNvGraphicFramePr>
+              <a:graphicFrameLocks xmlns:a="http://schemas.openxmlformats.org/drawingml/2006/main" noChangeAspect="1"/>
+            </wp:cNvGraphicFramePr>
+            <a:graphic xmlns:a="http://schemas.openxmlformats.org/drawingml/2006/main">
+              <a:graphicData uri="http://schemas.openxmlformats.org/drawingml/2006/picture">
+                <pic:pic xmlns:pic="http://schemas.openxmlformats.org/drawingml/2006/picture">
+                  <pic:nvPicPr>
+                    <pic:cNvPr id="1417888814" name="Picture 1417888814"/>
+                    <pic:cNvPicPr/>
+                  </pic:nvPicPr>
+                  <pic:blipFill>
+                    <a:blip r:embed="rId13" cstate="print">
+                      <a:extLst>
+                        <a:ext uri="{28A0092B-C50C-407E-A947-70E740481C1C}">
+                          <a14:useLocalDpi xmlns:a14="http://schemas.microsoft.com/office/drawing/2010/main" val="0"/>
+                        </a:ext>
+                      </a:extLst>
+                    </a:blip>
+                    <a:stretch>
+                      <a:fillRect/>
+                    </a:stretch>
+                  </pic:blipFill>
+                  <pic:spPr>
+                    <a:xfrm>
+                      <a:off x="0" y="0"/>
+                      <a:ext cx="6355118" cy="3456905"/>
+                    </a:xfrm>
+                    <a:prstGeom prst="rect">
+                      <a:avLst/>
+                    </a:prstGeom>
+                  </pic:spPr>
+                </pic:pic>
+              </a:graphicData>
+            </a:graphic>
+          </wp:inline>
+        </w:drawing>
+      </w:r>
+    </w:p>
     <w:sectPr>
       <w:pgSz w:w="12240" w:h="15840"/>
       <w:pgMar w:top="1440" w:right="1440" w:bottom="1440" w:left="1440" w:header="720" w:footer="720" w:gutter="0"/>
